--- a/submission/04_github_actions_cicd.docx
+++ b/submission/04_github_actions_cicd.docx
@@ -9,7 +9,7 @@
           <w:color w:val="122F57"/>
           <w:sz w:val="36"/>
         </w:rPr>
-        <w:t>Mal Account Service Platform</w:t>
+        <w:t>Bank Account Service Platform</w:t>
       </w:r>
     </w:p>
     <w:p>
@@ -28,7 +28,7 @@
     </w:p>
     <w:p>
       <w:r>
-        <w:t>Context: Mal is treated as an early-stage bank. The design favours fast, boring delivery paths with reliability controls that protect customer trust, account-read availability, and operational speed.</w:t>
+        <w:t>Context: an anonymized bank is treated as an early-stage bank. The design favours fast, boring delivery paths with reliability controls that protect customer trust, account-read availability, and operational speed.</w:t>
       </w:r>
     </w:p>
     <w:p>
@@ -565,7 +565,7 @@
         <w:pStyle w:val="CodeBlock"/>
       </w:pPr>
       <w:r>
-        <w:t xml:space="preserve">        run: echo "IMAGE_NAME=ghcr.io/${GITHUB_REPOSITORY,,}/mal-account-service:${GITHUB_SHA}" &gt;&gt; "$GITHUB_ENV"</w:t>
+        <w:t xml:space="preserve">        run: echo "IMAGE_NAME=ghcr.io/${GITHUB_REPOSITORY,,}/bank-account-service:${GITHUB_SHA}" &gt;&gt; "$GITHUB_ENV"</w:t>
       </w:r>
     </w:p>
     <w:p>
@@ -1061,7 +1061,7 @@
         <w:pStyle w:val="CodeBlock"/>
       </w:pPr>
       <w:r>
-        <w:t xml:space="preserve">        run: helm lint k8s/helm/mal-account-service</w:t>
+        <w:t xml:space="preserve">        run: helm lint k8s/helm/bank-account-service</w:t>
       </w:r>
     </w:p>
     <w:p>
@@ -1085,7 +1085,7 @@
         <w:pStyle w:val="CodeBlock"/>
       </w:pPr>
       <w:r>
-        <w:t xml:space="preserve">        run: helm template mal-account-service k8s/helm/mal-account-service</w:t>
+        <w:t xml:space="preserve">        run: helm template bank-account-service k8s/helm/bank-account-service</w:t>
       </w:r>
     </w:p>
     <w:p>
@@ -1109,7 +1109,7 @@
         <w:pStyle w:val="CodeBlock"/>
       </w:pPr>
       <w:r>
-        <w:t xml:space="preserve">        run: helm template mal-account-service k8s/helm/mal-account-service -f k8s/helm/mal-account-service/values-prod.yaml</w:t>
+        <w:t xml:space="preserve">        run: helm template bank-account-service k8s/helm/bank-account-service -f k8s/helm/bank-account-service/values-prod.yaml</w:t>
       </w:r>
     </w:p>
     <w:p>
@@ -1269,7 +1269,7 @@
         <w:pStyle w:val="CodeBlock"/>
       </w:pPr>
       <w:r>
-        <w:t xml:space="preserve">        run: aws eks update-kubeconfig --name mal-platform --region eu-west-2</w:t>
+        <w:t xml:space="preserve">        run: aws eks update-kubeconfig --name bank-platform --region eu-west-2</w:t>
       </w:r>
     </w:p>
     <w:p>
@@ -1309,7 +1309,7 @@
         <w:pStyle w:val="CodeBlock"/>
       </w:pPr>
       <w:r>
-        <w:t xml:space="preserve">          helm upgrade --install mal-account-service k8s/helm/mal-account-service \</w:t>
+        <w:t xml:space="preserve">          helm upgrade --install bank-account-service k8s/helm/bank-account-service \</w:t>
       </w:r>
     </w:p>
     <w:p>
@@ -1317,7 +1317,7 @@
         <w:pStyle w:val="CodeBlock"/>
       </w:pPr>
       <w:r>
-        <w:t xml:space="preserve">            -f k8s/helm/mal-account-service/values-prod.yaml \</w:t>
+        <w:t xml:space="preserve">            -f k8s/helm/bank-account-service/values-prod.yaml \</w:t>
       </w:r>
     </w:p>
     <w:p>
@@ -2149,7 +2149,7 @@
         <w:pStyle w:val="CodeBlock"/>
       </w:pPr>
       <w:r>
-        <w:t>helm rollback mal-account-service &lt;revision&gt;</w:t>
+        <w:t>helm rollback bank-account-service &lt;revision&gt;</w:t>
       </w:r>
     </w:p>
     <w:p>
@@ -2197,7 +2197,7 @@
         <w:pStyle w:val="CodeBlock"/>
       </w:pPr>
       <w:r>
-        <w:t>helm upgrade --install mal-account-service k8s/helm/mal-account-service \</w:t>
+        <w:t>helm upgrade --install bank-account-service k8s/helm/bank-account-service \</w:t>
       </w:r>
     </w:p>
     <w:p>
@@ -2205,7 +2205,7 @@
         <w:pStyle w:val="CodeBlock"/>
       </w:pPr>
       <w:r>
-        <w:t xml:space="preserve">  -f k8s/helm/mal-account-service/values-prod.yaml \</w:t>
+        <w:t xml:space="preserve">  -f k8s/helm/bank-account-service/values-prod.yaml \</w:t>
       </w:r>
     </w:p>
     <w:p>
